--- a/docs/docx/architecture.docx
+++ b/docs/docx/architecture.docx
@@ -12,7 +12,7 @@
           <w:color w:val="1F3864"/>
           <w:sz w:val="52"/>
         </w:rPr>
-        <w:t xml:space="preserve"> Government HRMS — Consolidated Architecture Document</w:t>
+        <w:t>architecture</w:t>
       </w:r>
     </w:p>
     <w:p>
@@ -87,14 +87,14 @@
         <w:t>Scope:</w:t>
       </w:r>
       <w:r>
-        <w:t xml:space="preserve"> The 14-module government/public-sector HRMS (</w:t>
+        <w:t xml:space="preserve"> The 14-module enterprise/public-sector HRMS (</w:t>
       </w:r>
       <w:r>
         <w:rPr>
           <w:rFonts w:ascii="Consolas" w:hAnsi="Consolas"/>
           <w:sz w:val="20"/>
         </w:rPr>
-        <w:t>G01</w:t>
+        <w:t>PS01</w:t>
       </w:r>
       <w:r>
         <w:t>–</w:t>
@@ -104,7 +104,7 @@
           <w:rFonts w:ascii="Consolas" w:hAnsi="Consolas"/>
           <w:sz w:val="20"/>
         </w:rPr>
-        <w:t>G14</w:t>
+        <w:t>PS14</w:t>
       </w:r>
       <w:r>
         <w:t xml:space="preserve">), hosted at the CGG Data Centre, built as a public-sector configuration and extension of the existing </w:t>
@@ -154,7 +154,7 @@
         <w:t>docs/brd/MODULE_RECONCILIATION.md</w:t>
       </w:r>
       <w:r>
-        <w:t xml:space="preserve"> — G01–G14 map, net-new vs extend, convention overrides (§C), net-new entity register (§D).</w:t>
+        <w:t xml:space="preserve"> — PS01–PS14 map, net-new vs extend, convention overrides (§C), net-new entity register (§D).</w:t>
       </w:r>
     </w:p>
     <w:p>
@@ -206,7 +206,7 @@
           <w:rFonts w:ascii="Consolas" w:hAnsi="Consolas"/>
           <w:sz w:val="20"/>
         </w:rPr>
-        <w:t>docs/brd/v3/G01…G14</w:t>
+        <w:t>docs/brd/v3/PS01…PS14</w:t>
       </w:r>
       <w:r>
         <w:t xml:space="preserve"> — the 14 authoritative platform-grounded module BRDs.</w:t>
@@ -274,7 +274,7 @@
     </w:p>
     <w:p>
       <w:r>
-        <w:t xml:space="preserve">A government HRMS covering the </w:t>
+        <w:t xml:space="preserve">A PrimeSoft HRMS covering the </w:t>
       </w:r>
       <w:r>
         <w:rPr>
@@ -301,7 +301,7 @@
         <w:t>not greenfield</w:t>
       </w:r>
       <w:r>
-        <w:t xml:space="preserve">: the government programme is a public-sector configuration and statutory extension of PrimeSoft. Modules </w:t>
+        <w:t xml:space="preserve">: the enterprise programme is a public-sector configuration and statutory extension of PrimeSoft. Modules </w:t>
       </w:r>
       <w:r>
         <w:rPr>
@@ -441,7 +441,7 @@
               <w:rPr>
                 <w:sz w:val="18"/>
               </w:rPr>
-              <w:t>Digital Service Register (G12) is an append-only ledger on the P05 audit/immutability substrate; other modules post to it, none mutate it directly.</w:t>
+              <w:t>Digital Service Register (PS12) is an append-only ledger on the P05 audit/immutability substrate; other modules post to it, none mutate it directly.</w:t>
             </w:r>
           </w:p>
         </w:tc>
@@ -579,7 +579,7 @@
               <w:rPr>
                 <w:sz w:val="18"/>
               </w:rPr>
-              <w:t>Government compliance</w:t>
+              <w:t>Enterprise compliance</w:t>
             </w:r>
           </w:p>
         </w:tc>
@@ -676,7 +676,7 @@
         <w:rPr>
           <w:b/>
         </w:rPr>
-        <w:t>Government statutory actors (ADDITIONS to the RBAC taxonomy, `PLATFORM_FOUNDATION.md` §6.6):</w:t>
+        <w:t>Enterprise statutory actors (ADDITIONS to the RBAC taxonomy, `PLATFORM_FOUNDATION.md` §6.6):</w:t>
       </w:r>
       <w:r>
         <w:t xml:space="preserve"> SR Custodian/Registrar, Disciplinary Authority, Inquiry Officer, Appointing Authority, Pension/Payroll Officer, Auditor (mapped to Org-Admin read + entitlement), System Administrator (mapped to Org/Platform Admin). Segregation of duties (maker ≠ checker, no self-approval) is enforced by P01/P02, not re-coded.</w:t>
@@ -706,7 +706,7 @@
         <w:t>EXTEND</w:t>
       </w:r>
       <w:r>
-        <w:t xml:space="preserve"> (reuse the PrimeSoft module, add public-sector fields/forms/flows): G01, G02, G03, G08, G13, G14.</w:t>
+        <w:t xml:space="preserve"> (reuse the PrimeSoft module, add public-sector fields/forms/flows): PS01, PS02, PS03, PS08, PS13, PS14.</w:t>
       </w:r>
     </w:p>
     <w:p>
@@ -720,7 +720,7 @@
         <w:t>NET-NEW statutory engines</w:t>
       </w:r>
       <w:r>
-        <w:t xml:space="preserve"> (no PrimeSoft counterpart, authored as new business logic on P01/P05/P06): G04 Leave→SR, G05 Transfer/Relieving/Joining, G06 Promotion/Seniority, G09 Disciplinary, G11 Pension, G12 SR ledger. G07 Training is net-new but non-statutory.</w:t>
+        <w:t xml:space="preserve"> (no PrimeSoft counterpart, authored as new business logic on P01/P05/P06): PS04 Leave→SR, PS05 Transfer/Relieving/Joining, PS06 Promotion/Seniority, PS09 Disciplinary, PS11 Pension, PS12 SR ledger. PS07 Training is net-new but non-statutory.</w:t>
       </w:r>
     </w:p>
     <w:p>
@@ -734,7 +734,7 @@
         <w:t>ROADMAP extension:</w:t>
       </w:r>
       <w:r>
-        <w:t xml:space="preserve"> G10 Payroll &amp; Benefits extends PrimeSoft M06/M07 (Phase-2 platform modules); sequenced after those are live.</w:t>
+        <w:t xml:space="preserve"> PS10 Payroll &amp; Benefits extends PrimeSoft M06/M07 (Phase-2 platform modules); sequenced after those are live.</w:t>
       </w:r>
     </w:p>
     <w:p>
@@ -758,10 +758,10 @@
         <w:rPr>
           <w:b/>
         </w:rPr>
-        <w:t>CGG (Centre for Good Governance) Data Centre / government cloud</w:t>
-      </w:r>
-      <w:r>
-        <w:t xml:space="preserve">, single-tenant government deployment in the PrimeSoft </w:t>
+        <w:t>CGG (Centre for Good Governance) Data Centre / enterprise cloud</w:t>
+      </w:r>
+      <w:r>
+        <w:t xml:space="preserve">, single-tenant enterprise deployment in the PrimeSoft </w:t>
       </w:r>
       <w:r>
         <w:rPr>
@@ -827,7 +827,7 @@
         <w:t>Decision (ADR-01, §10):</w:t>
       </w:r>
       <w:r>
-        <w:t xml:space="preserve"> the government HRMS is delivered as a </w:t>
+        <w:t xml:space="preserve"> the PrimeSoft HRMS is delivered as a </w:t>
       </w:r>
       <w:r>
         <w:rPr>
@@ -836,7 +836,7 @@
         <w:t>modular monolith</w:t>
       </w:r>
       <w:r>
-        <w:t xml:space="preserve"> — a single deployable application with strong internal module boundaries (G01–G14) sharing one PostgreSQL database — layered on the PrimeSoft platform services, </w:t>
+        <w:t xml:space="preserve"> — a single deployable application with strong internal module boundaries (PS01–PS14) sharing one PostgreSQL database — layered on the PrimeSoft platform services, </w:t>
       </w:r>
       <w:r>
         <w:rPr>
@@ -892,10 +892,10 @@
         <w:rPr>
           <w:b/>
         </w:rPr>
-        <w:t>Operational simplicity for a government data centre.</w:t>
-      </w:r>
-      <w:r>
-        <w:t xml:space="preserve"> One deployment unit, one backup/DR posture, one RLS-enforced database — appropriate for a 99.5%/month availability target and a government ops team.</w:t>
+        <w:t>Operational simplicity for a enterprise data centre.</w:t>
+      </w:r>
+      <w:r>
+        <w:t xml:space="preserve"> One deployment unit, one backup/DR posture, one RLS-enforced database — appropriate for a 99.5%/month availability target and a enterprise ops team.</w:t>
       </w:r>
     </w:p>
     <w:p>
@@ -909,7 +909,7 @@
         <w:t>Module boundaries preserved logically,</w:t>
       </w:r>
       <w:r>
-        <w:t xml:space="preserve"> not physically: each module owns its schema slice and service layer; shared systems of record (G01 employees, G12 SR, G13 documents) are read/written through owning-module contracts.</w:t>
+        <w:t xml:space="preserve"> not physically: each module owns its schema slice and service layer; shared systems of record (PS01 employees, PS12 SR, PS13 documents) are read/written through owning-module contracts.</w:t>
       </w:r>
     </w:p>
     <w:p>
@@ -1177,7 +1177,7 @@
               <w:rPr>
                 <w:sz w:val="18"/>
               </w:rPr>
-              <w:t xml:space="preserve"> §C); the government spec fixes behaviour, API conventions and NFRs, not the framework. Connects to PostgreSQL as a </w:t>
+              <w:t xml:space="preserve"> §C); the enterprise spec fixes behaviour, API conventions and NFRs, not the framework. Connects to PostgreSQL as a </w:t>
             </w:r>
             <w:r>
               <w:rPr>
@@ -1292,7 +1292,7 @@
               <w:rPr>
                 <w:sz w:val="18"/>
               </w:rPr>
-              <w:t>Encrypted object store for documents &amp; large binaries (G13 vault, migration payloads)</w:t>
+              <w:t>Encrypted object store for documents &amp; large binaries (PS13 vault, migration payloads)</w:t>
             </w:r>
           </w:p>
         </w:tc>
@@ -1444,15 +1444,15 @@
         <w:br/>
         <w:t>|                                                                             |</w:t>
         <w:br/>
-        <w:t>|  G01 Employee   G02 PDM     G03 Att/Leave   G04 Leave-&gt;SR   G05 Transfer    |</w:t>
+        <w:t>|  PS01 Employee   PS02 PDM     PS03 Att/Leave   PS04 Leave-&gt;SR   PS05 Transfer    |</w:t>
         <w:br/>
-        <w:t>|  G06 Promotion  G07 Train   G08 APAR        G09 Discipline  G10 Payroll     |</w:t>
+        <w:t>|  PS06 Promotion  PS07 Train   PS08 APAR        PS09 Discipline  PS10 Payroll     |</w:t>
         <w:br/>
-        <w:t>|  G11 Pension    G12 SR      G13 Documents   G14 Analytics                   |</w:t>
+        <w:t>|  PS11 Pension    PS12 SR      PS13 Documents   PS14 Analytics                   |</w:t>
         <w:br/>
         <w:t>|                                                                             |</w:t>
         <w:br/>
-        <w:t>|  Systems of record:  G01 employees  ·  G12 SR ledger  ·  G13 documents      |</w:t>
+        <w:t>|  Systems of record:  PS01 employees  ·  PS12 SR ledger  ·  PS13 documents      |</w:t>
         <w:br/>
         <w:t>+---------------------------------------------------------------------------+</w:t>
         <w:br/>
@@ -1610,7 +1610,7 @@
               <w:rPr>
                 <w:sz w:val="18"/>
               </w:rPr>
-              <w:t xml:space="preserve">All maker-checker and statutory approval flows (G02 change requests, G05 transfer orders, G06 DPC sanction, G08 APAR chain, G09 due-process, G11 pension sanction) are </w:t>
+              <w:t xml:space="preserve">All maker-checker and statutory approval flows (PS02 change requests, PS05 transfer orders, PS06 DPC sanction, PS08 APAR chain, PS09 due-process, PS11 pension sanction) are </w:t>
             </w:r>
             <w:r>
               <w:rPr>
@@ -1740,7 +1740,7 @@
               <w:rPr>
                 <w:sz w:val="18"/>
               </w:rPr>
-              <w:t>Government statutory documents grounded for policy Q&amp;A; never triggers workflows.</w:t>
+              <w:t>Enterprise statutory documents grounded for policy Q&amp;A; never triggers workflows.</w:t>
             </w:r>
           </w:p>
         </w:tc>
@@ -1795,7 +1795,7 @@
               <w:rPr>
                 <w:sz w:val="18"/>
               </w:rPr>
-              <w:t>Gov attendance device/IP registration; treasury/pension/SR export integration credentials registered here for X.3.</w:t>
+              <w:t>Enterprise attendance device/IP registration; treasury/pension/SR export integration credentials registered here for X.3.</w:t>
             </w:r>
           </w:p>
         </w:tc>
@@ -1870,7 +1870,7 @@
                 <w:b/>
                 <w:sz w:val="18"/>
               </w:rPr>
-              <w:t>G12 SR ledger runs on this immutability substrate</w:t>
+              <w:t>PS12 SR ledger runs on this immutability substrate</w:t>
             </w:r>
             <w:r>
               <w:rPr>
@@ -1938,7 +1938,7 @@
                 <w:rFonts w:ascii="Consolas" w:hAnsi="Consolas"/>
                 <w:sz w:val="18"/>
               </w:rPr>
-              <w:t>&lt;gov&gt;_source_id</w:t>
+              <w:t>&lt;enterprise&gt;_source_id</w:t>
             </w:r>
             <w:r>
               <w:rPr>
@@ -2161,7 +2161,7 @@
               <w:rPr>
                 <w:sz w:val="18"/>
               </w:rPr>
-              <w:t>Government portal/treasury/pension-disbursement integrations; upstream failures mapped to 500/</w:t>
+              <w:t>Enterprise portal/treasury/pension-disbursement integrations; upstream failures mapped to 500/</w:t>
             </w:r>
             <w:r>
               <w:rPr>
@@ -2216,7 +2216,7 @@
               <w:rPr>
                 <w:sz w:val="18"/>
               </w:rPr>
-              <w:t>Government workflows are configured flow definitions, not code.</w:t>
+              <w:t>Enterprise workflows are configured flow definitions, not code.</w:t>
             </w:r>
           </w:p>
         </w:tc>
@@ -2313,7 +2313,7 @@
               <w:rPr>
                 <w:sz w:val="18"/>
               </w:rPr>
-              <w:t xml:space="preserve">Government notification events configured here; templates by </w:t>
+              <w:t xml:space="preserve">Enterprise notification events configured here; templates by </w:t>
             </w:r>
             <w:r>
               <w:rPr>
@@ -2333,6 +2333,79 @@
       </w:tr>
     </w:tbl>
     <w:p/>
+    <w:p>
+      <w:pPr>
+        <w:pStyle w:val="Heading3"/>
+      </w:pPr>
+      <w:r>
+        <w:rPr>
+          <w:b/>
+          <w:color w:val="2E5B9E"/>
+          <w:sz w:val="26"/>
+        </w:rPr>
+        <w:t>3.3 P01 runtime contract freeze</w:t>
+      </w:r>
+    </w:p>
+    <w:p>
+      <w:r>
+        <w:t xml:space="preserve">PH-01 freezes the P01 runtime split in </w:t>
+      </w:r>
+      <w:r>
+        <w:rPr>
+          <w:rFonts w:ascii="Consolas" w:hAnsi="Consolas"/>
+          <w:sz w:val="20"/>
+        </w:rPr>
+        <w:t>docs/spec/p01-schema-amendment.yaml</w:t>
+      </w:r>
+      <w:r>
+        <w:t xml:space="preserve">: </w:t>
+      </w:r>
+      <w:r>
+        <w:rPr>
+          <w:rFonts w:ascii="Consolas" w:hAnsi="Consolas"/>
+          <w:sz w:val="20"/>
+        </w:rPr>
+        <w:t>workflow_actions</w:t>
+      </w:r>
+      <w:r>
+        <w:t xml:space="preserve"> is the immutable action/decision log, while </w:t>
+      </w:r>
+      <w:r>
+        <w:rPr>
+          <w:rFonts w:ascii="Consolas" w:hAnsi="Consolas"/>
+          <w:sz w:val="20"/>
+        </w:rPr>
+        <w:t>workflow_tasks</w:t>
+      </w:r>
+      <w:r>
+        <w:t xml:space="preserve"> is the P01-owned actionable inbox/work-item state derived from stage entry and approver resolution. Modules may reference these rows but must not create local approval-task engines.</w:t>
+      </w:r>
+    </w:p>
+    <w:p>
+      <w:r>
+        <w:t xml:space="preserve">Authority resolution is frozen as an SPI contract in </w:t>
+      </w:r>
+      <w:r>
+        <w:rPr>
+          <w:rFonts w:ascii="Consolas" w:hAnsi="Consolas"/>
+          <w:sz w:val="20"/>
+        </w:rPr>
+        <w:t>docs/spec/authority-resolution-contract.yaml</w:t>
+      </w:r>
+      <w:r>
+        <w:t xml:space="preserve">. WORK_QUEUE routing is available from PH-00; reporting-chain, statutory-authority, cost-centre-head, delegation, acting-charge, and committee/quorum resolution remain PH-02 data-backed implementations behind the same SPI. Historical decisions are explained from </w:t>
+      </w:r>
+      <w:r>
+        <w:rPr>
+          <w:rFonts w:ascii="Consolas" w:hAnsi="Consolas"/>
+          <w:sz w:val="20"/>
+        </w:rPr>
+        <w:t>workflow_resolution_snapshots</w:t>
+      </w:r>
+      <w:r>
+        <w:t>, not by re-evaluating today's hierarchy.</w:t>
+      </w:r>
+    </w:p>
     <w:p>
       <w:pPr>
         <w:pStyle w:val="Heading2"/>
@@ -2481,7 +2554,7 @@
                 <w:b/>
                 <w:sz w:val="18"/>
               </w:rPr>
-              <w:t>G01</w:t>
+              <w:t>PS01</w:t>
             </w:r>
             <w:r>
               <w:rPr>
@@ -2569,7 +2642,7 @@
                 <w:b/>
                 <w:sz w:val="18"/>
               </w:rPr>
-              <w:t>G02</w:t>
+              <w:t>PS02</w:t>
             </w:r>
             <w:r>
               <w:rPr>
@@ -2614,7 +2687,7 @@
               <w:rPr>
                 <w:sz w:val="18"/>
               </w:rPr>
-              <w:t>G01 employees</w:t>
+              <w:t>PS01 employees</w:t>
             </w:r>
           </w:p>
         </w:tc>
@@ -2650,7 +2723,7 @@
                 <w:b/>
                 <w:sz w:val="18"/>
               </w:rPr>
-              <w:t>G03</w:t>
+              <w:t>PS03</w:t>
             </w:r>
             <w:r>
               <w:rPr>
@@ -2695,7 +2768,7 @@
               <w:rPr>
                 <w:sz w:val="18"/>
               </w:rPr>
-              <w:t>G01 employees; P04 device/IP registration</w:t>
+              <w:t>PS01 employees; P04 device/IP registration</w:t>
             </w:r>
           </w:p>
         </w:tc>
@@ -2744,7 +2817,7 @@
                 <w:b/>
                 <w:sz w:val="18"/>
               </w:rPr>
-              <w:t>G04</w:t>
+              <w:t>PS04</w:t>
             </w:r>
             <w:r>
               <w:rPr>
@@ -2802,14 +2875,14 @@
               <w:rPr>
                 <w:sz w:val="18"/>
               </w:rPr>
-              <w:t xml:space="preserve">G03 leave events; </w:t>
+              <w:t xml:space="preserve">PS03 leave events; </w:t>
             </w:r>
             <w:r>
               <w:rPr>
                 <w:b/>
                 <w:sz w:val="18"/>
               </w:rPr>
-              <w:t>G12 SR ledger</w:t>
+              <w:t>PS12 SR ledger</w:t>
             </w:r>
           </w:p>
         </w:tc>
@@ -2845,7 +2918,7 @@
                 <w:b/>
                 <w:sz w:val="18"/>
               </w:rPr>
-              <w:t>G05</w:t>
+              <w:t>PS05</w:t>
             </w:r>
             <w:r>
               <w:rPr>
@@ -2936,14 +3009,14 @@
               <w:rPr>
                 <w:sz w:val="18"/>
               </w:rPr>
-              <w:t xml:space="preserve">G01 employees; </w:t>
+              <w:t xml:space="preserve">PS01 employees; </w:t>
             </w:r>
             <w:r>
               <w:rPr>
                 <w:b/>
                 <w:sz w:val="18"/>
               </w:rPr>
-              <w:t>G12 SR</w:t>
+              <w:t>PS12 SR</w:t>
             </w:r>
           </w:p>
         </w:tc>
@@ -2992,7 +3065,7 @@
                 <w:b/>
                 <w:sz w:val="18"/>
               </w:rPr>
-              <w:t>G06</w:t>
+              <w:t>PS06</w:t>
             </w:r>
             <w:r>
               <w:rPr>
@@ -3083,14 +3156,14 @@
               <w:rPr>
                 <w:sz w:val="18"/>
               </w:rPr>
-              <w:t xml:space="preserve">G01 employees; </w:t>
+              <w:t xml:space="preserve">PS01 employees; </w:t>
             </w:r>
             <w:r>
               <w:rPr>
                 <w:b/>
                 <w:sz w:val="18"/>
               </w:rPr>
-              <w:t>G12 SR</w:t>
+              <w:t>PS12 SR</w:t>
             </w:r>
           </w:p>
         </w:tc>
@@ -3139,7 +3212,7 @@
                 <w:b/>
                 <w:sz w:val="18"/>
               </w:rPr>
-              <w:t>G07</w:t>
+              <w:t>PS07</w:t>
             </w:r>
             <w:r>
               <w:rPr>
@@ -3184,7 +3257,7 @@
               <w:rPr>
                 <w:sz w:val="18"/>
               </w:rPr>
-              <w:t>G01 employees</w:t>
+              <w:t>PS01 employees</w:t>
             </w:r>
           </w:p>
         </w:tc>
@@ -3213,7 +3286,7 @@
                 <w:b/>
                 <w:sz w:val="18"/>
               </w:rPr>
-              <w:t>G08</w:t>
+              <w:t>PS08</w:t>
             </w:r>
             <w:r>
               <w:rPr>
@@ -3271,14 +3344,14 @@
               <w:rPr>
                 <w:sz w:val="18"/>
               </w:rPr>
-              <w:t xml:space="preserve">G01 employees; </w:t>
+              <w:t xml:space="preserve">PS01 employees; </w:t>
             </w:r>
             <w:r>
               <w:rPr>
                 <w:b/>
                 <w:sz w:val="18"/>
               </w:rPr>
-              <w:t>G12 SR</w:t>
+              <w:t>PS12 SR</w:t>
             </w:r>
           </w:p>
         </w:tc>
@@ -3321,7 +3394,7 @@
                 <w:b/>
                 <w:sz w:val="18"/>
               </w:rPr>
-              <w:t>G09</w:t>
+              <w:t>PS09</w:t>
             </w:r>
             <w:r>
               <w:rPr>
@@ -3438,14 +3511,14 @@
               <w:rPr>
                 <w:sz w:val="18"/>
               </w:rPr>
-              <w:t xml:space="preserve">G01 employees; </w:t>
+              <w:t xml:space="preserve">PS01 employees; </w:t>
             </w:r>
             <w:r>
               <w:rPr>
                 <w:b/>
                 <w:sz w:val="18"/>
               </w:rPr>
-              <w:t>G12 SR</w:t>
+              <w:t>PS12 SR</w:t>
             </w:r>
           </w:p>
         </w:tc>
@@ -3494,7 +3567,7 @@
                 <w:b/>
                 <w:sz w:val="18"/>
               </w:rPr>
-              <w:t>G10</w:t>
+              <w:t>PS10</w:t>
             </w:r>
             <w:r>
               <w:rPr>
@@ -3552,14 +3625,14 @@
               <w:rPr>
                 <w:sz w:val="18"/>
               </w:rPr>
-              <w:t xml:space="preserve">G01 employees; </w:t>
+              <w:t xml:space="preserve">PS01 employees; </w:t>
             </w:r>
             <w:r>
               <w:rPr>
                 <w:b/>
                 <w:sz w:val="18"/>
               </w:rPr>
-              <w:t>G12 SR</w:t>
+              <w:t>PS12 SR</w:t>
             </w:r>
           </w:p>
         </w:tc>
@@ -3588,7 +3661,7 @@
                 <w:b/>
                 <w:sz w:val="18"/>
               </w:rPr>
-              <w:t>G11</w:t>
+              <w:t>PS11</w:t>
             </w:r>
             <w:r>
               <w:rPr>
@@ -3646,14 +3719,14 @@
               <w:rPr>
                 <w:sz w:val="18"/>
               </w:rPr>
-              <w:t xml:space="preserve">G01 employees; </w:t>
+              <w:t xml:space="preserve">PS01 employees; </w:t>
             </w:r>
             <w:r>
               <w:rPr>
                 <w:b/>
                 <w:sz w:val="18"/>
               </w:rPr>
-              <w:t>G12 SR</w:t>
+              <w:t>PS12 SR</w:t>
             </w:r>
           </w:p>
         </w:tc>
@@ -3715,7 +3788,7 @@
                 <w:b/>
                 <w:sz w:val="18"/>
               </w:rPr>
-              <w:t>G12</w:t>
+              <w:t>PS12</w:t>
             </w:r>
             <w:r>
               <w:rPr>
@@ -3780,7 +3853,7 @@
               <w:rPr>
                 <w:sz w:val="18"/>
               </w:rPr>
-              <w:t>G01 employees</w:t>
+              <w:t>PS01 employees</w:t>
             </w:r>
           </w:p>
         </w:tc>
@@ -3816,7 +3889,7 @@
                 <w:b/>
                 <w:sz w:val="18"/>
               </w:rPr>
-              <w:t>G13</w:t>
+              <w:t>PS13</w:t>
             </w:r>
             <w:r>
               <w:rPr>
@@ -3929,7 +4002,7 @@
                 <w:b/>
                 <w:sz w:val="18"/>
               </w:rPr>
-              <w:t>G14</w:t>
+              <w:t>PS14</w:t>
             </w:r>
             <w:r>
               <w:rPr>
@@ -4167,7 +4240,7 @@
                 <w:b/>
                 <w:sz w:val="18"/>
               </w:rPr>
-              <w:t>G01</w:t>
+              <w:t>PS01</w:t>
             </w:r>
           </w:p>
         </w:tc>
@@ -4180,7 +4253,7 @@
               <w:rPr>
                 <w:sz w:val="18"/>
               </w:rPr>
-              <w:t>G01 only (via governed-change; sensitive fields via G02 on P01)</w:t>
+              <w:t>PS01 only (via governed-change; sensitive fields via PS02 on P01)</w:t>
             </w:r>
           </w:p>
         </w:tc>
@@ -4268,7 +4341,7 @@
                 <w:b/>
                 <w:sz w:val="18"/>
               </w:rPr>
-              <w:t>G12</w:t>
+              <w:t>PS12</w:t>
             </w:r>
           </w:p>
         </w:tc>
@@ -4288,13 +4361,13 @@
                 <w:b/>
                 <w:sz w:val="18"/>
               </w:rPr>
-              <w:t>G01, G04, G05, G06, G08, G09, G10, G11</w:t>
-            </w:r>
-            <w:r>
-              <w:rPr>
-                <w:sz w:val="18"/>
-              </w:rPr>
-              <w:t xml:space="preserve"> via G12's single ingestion contract</w:t>
+              <w:t>PS01, PS04, PS05, PS06, PS08, PS09, PS10, PS11</w:t>
+            </w:r>
+            <w:r>
+              <w:rPr>
+                <w:sz w:val="18"/>
+              </w:rPr>
+              <w:t xml:space="preserve"> via PS12's single ingestion contract</w:t>
             </w:r>
           </w:p>
         </w:tc>
@@ -4307,7 +4380,7 @@
               <w:rPr>
                 <w:sz w:val="18"/>
               </w:rPr>
-              <w:t>G12 read/export via P05 query contract; G14 marts</w:t>
+              <w:t>PS12 read/export via P05 query contract; PS14 marts</w:t>
             </w:r>
           </w:p>
         </w:tc>
@@ -4346,7 +4419,7 @@
               <w:rPr>
                 <w:sz w:val="18"/>
               </w:rPr>
-              <w:t xml:space="preserve"> — all posting is through the G12 ingestion contract (resolved as a MATERIAL CONFLICT in integration review v3.1).</w:t>
+              <w:t xml:space="preserve"> — all posting is through the PS12 ingestion contract (resolved as a MATERIAL CONFLICT in integration review v3.1).</w:t>
             </w:r>
           </w:p>
         </w:tc>
@@ -4408,7 +4481,7 @@
                 <w:b/>
                 <w:sz w:val="18"/>
               </w:rPr>
-              <w:t>G13</w:t>
+              <w:t>PS13</w:t>
             </w:r>
           </w:p>
         </w:tc>
@@ -4421,7 +4494,7 @@
               <w:rPr>
                 <w:sz w:val="18"/>
               </w:rPr>
-              <w:t>G13 vault operations</w:t>
+              <w:t>PS13 vault operations</w:t>
             </w:r>
           </w:p>
         </w:tc>
@@ -4460,7 +4533,7 @@
               <w:rPr>
                 <w:sz w:val="18"/>
               </w:rPr>
-              <w:t>Binaries in object storage; metadata + versions in G13.</w:t>
+              <w:t>Binaries in object storage; metadata + versions in PS13.</w:t>
             </w:r>
           </w:p>
         </w:tc>
@@ -4567,7 +4640,7 @@
         <w:t>00-platform-core.sql</w:t>
       </w:r>
       <w:r>
-        <w:t xml:space="preserve">, 35 tables): tenancy, RBAC, employee master, P01 workflow, P05 audit, G12 SR core, G13 documents core, notifications/jobs/migration. Module schemas </w:t>
+        <w:t xml:space="preserve">, 35 tables): tenancy, RBAC, employee master, P01 workflow, P05 audit, PS12 SR core, PS13 documents core, notifications/jobs/migration. Module schemas </w:t>
       </w:r>
       <w:r>
         <w:rPr>
@@ -4734,7 +4807,7 @@
           <w:rFonts w:ascii="Consolas" w:hAnsi="Consolas"/>
           <w:sz w:val="20"/>
         </w:rPr>
-        <w:t>g09_*</w:t>
+        <w:t>ps09_*</w:t>
       </w:r>
       <w:r>
         <w:t xml:space="preserve">); tenant-configurable value sets as master tables with </w:t>
@@ -4976,7 +5049,7 @@
         <w:t>service_register_events</w:t>
       </w:r>
       <w:r>
-        <w:t>, owned by G12) is the statutory system-of-record and the highest-integrity data structure in the system:</w:t>
+        <w:t>, owned by PS12) is the statutory system-of-record and the highest-integrity data structure in the system:</w:t>
       </w:r>
     </w:p>
     <w:p>
@@ -5067,14 +5140,14 @@
         <w:t>Single ingestion contract:</w:t>
       </w:r>
       <w:r>
-        <w:t xml:space="preserve"> the canonical writer set posts events through G12's ingestion contract (with </w:t>
+        <w:t xml:space="preserve"> the canonical writer set posts events through PS12's ingestion contract (with </w:t>
       </w:r>
       <w:r>
         <w:rPr>
           <w:rFonts w:ascii="Consolas" w:hAnsi="Consolas"/>
           <w:sz w:val="20"/>
         </w:rPr>
-        <w:t>VAL-G12-SREVENT</w:t>
+        <w:t>VAL-PS12-SREVENT</w:t>
       </w:r>
       <w:r>
         <w:t xml:space="preserve">-style append-integrity validation); corrections are </w:t>
@@ -5109,12 +5182,12 @@
           <w:color w:val="2E5B9E"/>
           <w:sz w:val="26"/>
         </w:rPr>
-        <w:t>5.4 Analytics read-model / marts (G14)</w:t>
+        <w:t>5.4 Analytics read-model / marts (PS14)</w:t>
       </w:r>
     </w:p>
     <w:p>
       <w:r>
-        <w:t xml:space="preserve">G14 is a </w:t>
+        <w:t xml:space="preserve">PS14 is a </w:t>
       </w:r>
       <w:r>
         <w:rPr>
@@ -5151,7 +5224,7 @@
         <w:t>analytics.*</w:t>
       </w:r>
       <w:r>
-        <w:t xml:space="preserve"> scope policy) — a user's dashboard cannot show rows their row-level scope forbids. Government KPIs (SR completeness, pension pipeline, disciplinary aging, compliance) are additive to the PrimeSoft M16 report set. Analytics reads should target read replicas/marts (§8.3) to protect transactional p95.</w:t>
+        <w:t xml:space="preserve"> scope policy) — a user's dashboard cannot show rows their row-level scope forbids. Enterprise KPIs (SR completeness, pension pipeline, disciplinary aging, compliance) are additive to the PrimeSoft M16 report set. Analytics reads should target read replicas/marts (§8.3) to protect transactional p95.</w:t>
       </w:r>
     </w:p>
     <w:p>
@@ -5517,7 +5590,7 @@
               <w:rPr>
                 <w:sz w:val="18"/>
               </w:rPr>
-              <w:t>Government due-process, transfer, promotion, pension-sanction all run here.</w:t>
+              <w:t>Enterprise due-process, transfer, promotion, pension-sanction all run here.</w:t>
             </w:r>
           </w:p>
         </w:tc>
@@ -5792,7 +5865,7 @@
                 <w:rFonts w:ascii="Consolas" w:hAnsi="Consolas"/>
                 <w:sz w:val="18"/>
               </w:rPr>
-              <w:t>&lt;gov&gt;_source_id</w:t>
+              <w:t>&lt;enterprise&gt;_source_id</w:t>
             </w:r>
             <w:r>
               <w:rPr>
@@ -5879,7 +5952,7 @@
               <w:rPr>
                 <w:sz w:val="18"/>
               </w:rPr>
-              <w:t>Government statutory effective dates (relieving/joining, promotion w.e.f., pension commencement) reuse this mechanism.</w:t>
+              <w:t>Enterprise statutory effective dates (relieving/joining, promotion w.e.f., pension commencement) reuse this mechanism.</w:t>
             </w:r>
           </w:p>
         </w:tc>
@@ -5901,7 +5974,7 @@
     </w:p>
     <w:p>
       <w:r>
-        <w:t xml:space="preserve">Government endpoints </w:t>
+        <w:t xml:space="preserve">Enterprise endpoints </w:t>
       </w:r>
       <w:r>
         <w:rPr>
@@ -7336,7 +7409,7 @@
         <w:t>consent_records</w:t>
       </w:r>
       <w:r>
-        <w:t xml:space="preserve"> (immutable, superseded never deleted), PII stored masked in audit, right-to-erasure via redaction marker (non-statutory data only; statutory data has legally mandated retention floors), Aadhaar vault (G01) with restricted access.</w:t>
+        <w:t xml:space="preserve"> (immutable, superseded never deleted), PII stored masked in audit, right-to-erasure via redaction marker (non-statutory data only; statutory data has legally mandated retention floors), Aadhaar vault (PS01) with restricted access.</w:t>
       </w:r>
     </w:p>
     <w:p>
@@ -7379,7 +7452,7 @@
         <w:pStyle w:val="ListBullet"/>
       </w:pPr>
       <w:r>
-        <w:t>Read-heavy analytics (G14) served from marts / read replicas to protect transactional p95.</w:t>
+        <w:t>Read-heavy analytics (PS14) served from marts / read replicas to protect transactional p95.</w:t>
       </w:r>
     </w:p>
     <w:p>
@@ -7599,7 +7672,7 @@
         <w:t>Hosting:</w:t>
       </w:r>
       <w:r>
-        <w:t xml:space="preserve"> CGG Data Centre / government cloud. Single government tenant in the PrimeSoft </w:t>
+        <w:t xml:space="preserve"> CGG Data Centre / enterprise cloud. Single enterprise tenant in the PrimeSoft </w:t>
       </w:r>
       <w:r>
         <w:rPr>
@@ -7962,7 +8035,7 @@
               <w:rPr>
                 <w:sz w:val="18"/>
               </w:rPr>
-              <w:t>Preserves the 1,907-FK cross-module graph, DB-trigger audit substrate, single SR ledger, and ACID multi-table statutory transactions; simpler gov-datacentre ops for 99.5% SLA.</w:t>
+              <w:t>Preserves the 1,907-FK cross-module graph, DB-trigger audit substrate, single SR ledger, and ACID multi-table statutory transactions; simpler enterprise-datacentre ops for 99.5% SLA.</w:t>
             </w:r>
           </w:p>
         </w:tc>
@@ -8024,7 +8097,7 @@
               <w:rPr>
                 <w:sz w:val="18"/>
               </w:rPr>
-              <w:t xml:space="preserve"> (append-only, DB-trigger, hash-chained), owned by G12 with a single ingestion contract</w:t>
+              <w:t xml:space="preserve"> (append-only, DB-trigger, hash-chained), owned by PS12 with a single ingestion contract</w:t>
             </w:r>
           </w:p>
         </w:tc>
@@ -8213,7 +8286,7 @@
               <w:rPr>
                 <w:sz w:val="18"/>
               </w:rPr>
-              <w:t>Government flows authored as W.1 definitions + W.2 forms; engine never re-implemented.</w:t>
+              <w:t>Enterprise flows authored as W.1 definitions + W.2 forms; engine never re-implemented.</w:t>
             </w:r>
           </w:p>
         </w:tc>
@@ -8471,7 +8544,7 @@
                 <w:b/>
                 <w:sz w:val="18"/>
               </w:rPr>
-              <w:t>G14 analytics as a read-model/mart layer</w:t>
+              <w:t>PS14 analytics as a read-model/mart layer</w:t>
             </w:r>
             <w:r>
               <w:rPr>
@@ -8546,7 +8619,7 @@
                 <w:b/>
                 <w:sz w:val="18"/>
               </w:rPr>
-              <w:t>Government roles as ADDITIONS to RBAC v1.7</w:t>
+              <w:t>Enterprise roles as ADDITIONS to RBAC v1.7</w:t>
             </w:r>
             <w:r>
               <w:rPr>
@@ -8578,7 +8651,7 @@
               <w:rPr>
                 <w:sz w:val="18"/>
               </w:rPr>
-              <w:t>Invented parallel gov role list</w:t>
+              <w:t>Invented parallel enterprise role list</w:t>
             </w:r>
           </w:p>
         </w:tc>
@@ -8621,7 +8694,7 @@
                 <w:b/>
                 <w:sz w:val="18"/>
               </w:rPr>
-              <w:t>G10 Payroll sequenced after Phase-2 platform (M06/M07)</w:t>
+              <w:t>PS10 Payroll sequenced after Phase-2 platform (M06/M07)</w:t>
             </w:r>
             <w:r>
               <w:rPr>
@@ -8653,7 +8726,7 @@
               <w:rPr>
                 <w:sz w:val="18"/>
               </w:rPr>
-              <w:t>Author gov payroll engine now</w:t>
+              <w:t>Author enterprise payroll engine now</w:t>
             </w:r>
           </w:p>
         </w:tc>
@@ -8666,7 +8739,7 @@
               <w:rPr>
                 <w:sz w:val="18"/>
               </w:rPr>
-              <w:t>G10 is a roadmap extension; build sequence defers it.</w:t>
+              <w:t>PS10 is a roadmap extension; build sequence defers it.</w:t>
             </w:r>
           </w:p>
         </w:tc>
@@ -8713,7 +8786,7 @@
         <w:t>available and stable</w:t>
       </w:r>
       <w:r>
-        <w:t xml:space="preserve"> at build time; the government build consumes them by id.</w:t>
+        <w:t xml:space="preserve"> at build time; the enterprise build consumes them by id.</w:t>
       </w:r>
     </w:p>
     <w:p>
@@ -8754,7 +8827,7 @@
         <w:pStyle w:val="ListBullet"/>
       </w:pPr>
       <w:r>
-        <w:t>G10 Payroll depends on Phase-2 PrimeSoft M06/M07 being live.</w:t>
+        <w:t>PS10 Payroll depends on Phase-2 PrimeSoft M06/M07 being live.</w:t>
       </w:r>
     </w:p>
     <w:p>
@@ -8890,7 +8963,7 @@
               <w:rPr>
                 <w:sz w:val="18"/>
               </w:rPr>
-              <w:t>Platform-engine behaviour drift (P01/P02/P05) vs government assumptions</w:t>
+              <w:t>Platform-engine behaviour drift (P01/P02/P05) vs enterprise assumptions</w:t>
             </w:r>
           </w:p>
         </w:tc>
@@ -8970,7 +9043,7 @@
               <w:rPr>
                 <w:sz w:val="18"/>
               </w:rPr>
-              <w:t>Single G12 ingestion contract, per-</w:t>
+              <w:t>Single PS12 ingestion contract, per-</w:t>
             </w:r>
             <w:r>
               <w:rPr>
@@ -8983,7 +9056,7 @@
               <w:rPr>
                 <w:sz w:val="18"/>
               </w:rPr>
-              <w:t xml:space="preserve"> hash chain, idempotent posting, DLQ + reconciliation (G04 pattern).</w:t>
+              <w:t xml:space="preserve"> hash chain, idempotent posting, DLQ + reconciliation (PS04 pattern).</w:t>
             </w:r>
           </w:p>
         </w:tc>
@@ -9024,7 +9097,7 @@
               <w:rPr>
                 <w:sz w:val="18"/>
               </w:rPr>
-              <w:t>Stateless horizontal scale, mart/read-replica offload for G14, disciplined module boundaries enforced by ownership + review.</w:t>
+              <w:t>Stateless horizontal scale, mart/read-replica offload for PS14, disciplined module boundaries enforced by ownership + review.</w:t>
             </w:r>
           </w:p>
         </w:tc>
@@ -9085,7 +9158,7 @@
                 <w:rFonts w:ascii="Consolas" w:hAnsi="Consolas"/>
                 <w:sz w:val="18"/>
               </w:rPr>
-              <w:t>&lt;gov&gt;_source_id</w:t>
+              <w:t>&lt;enterprise&gt;_source_id</w:t>
             </w:r>
             <w:r>
               <w:rPr>
@@ -9188,7 +9261,7 @@
               <w:rPr>
                 <w:sz w:val="18"/>
               </w:rPr>
-              <w:t>G10 dependency on Phase-2 platform slips</w:t>
+              <w:t>PS10 dependency on Phase-2 platform slips</w:t>
             </w:r>
           </w:p>
         </w:tc>
@@ -9214,7 +9287,7 @@
               <w:rPr>
                 <w:sz w:val="18"/>
               </w:rPr>
-              <w:t>G10 explicitly sequenced last; not on the critical path for the statutory Phase-1 modules.</w:t>
+              <w:t>PS10 explicitly sequenced last; not on the critical path for the statutory Phase-1 modules.</w:t>
             </w:r>
           </w:p>
         </w:tc>
@@ -9317,7 +9390,7 @@
         <w:color w:val="808080"/>
         <w:sz w:val="16"/>
       </w:rPr>
-      <w:t xml:space="preserve"> Government HRMS — Consolidated Architecture Document</w:t>
+      <w:t>architecture</w:t>
       <w:tab/>
       <w:t>Confidential</w:t>
     </w:r>
